--- a/Introduccion a la Ingenieria/Kit docente/Clase 13/Solucion Taller Clase 13 - Matriz de impacto social y ambiental.docx
+++ b/Introduccion a la Ingenieria/Kit docente/Clase 13/Solucion Taller Clase 13 - Matriz de impacto social y ambiental.docx
@@ -821,7 +821,7 @@
           <w:color w:val="4A4A49"/>
           <w:sz w:val="22"/>
         </w:rPr>
-        <w:t xml:space="preserve"> Si el equipo listó usuarios, vale 5 en total y hay que reencuadrar con el paso 3 —quién no puede usarla—, que produce resultados en un minuto. «La comunidad» vale 0 y hay que decir por qué: es una palabra que evita nombrar. Valore el equipo que trajo el listado de la sesión 3: es la conducta que el curso quiere premiar.</w:t>
+        <w:t xml:space="preserve"> Si el equipo listó usuarios, vale 5 en total y hay que replantear con el paso 3 —quién no puede usarla—, que produce resultados en un minuto. «La comunidad» vale 0 y hay que decir por qué: es una palabra que evita nombrar. Valore el equipo que trajo el listado de la sesión 3: es la conducta que el curso quiere premiar.</w:t>
       </w:r>
     </w:p>
     <w:p>
@@ -1022,7 +1022,7 @@
           <w:color w:val="4A4A49"/>
           <w:sz w:val="22"/>
         </w:rPr>
-        <w:t>Sobre el tercero, que es el más instructivo:</w:t>
+        <w:t>Sobre el tercero, que es el que más enseña:</w:t>
       </w:r>
       <w:r>
         <w:rPr>
@@ -3161,7 +3161,7 @@
           <w:color w:val="4A4A49"/>
           <w:sz w:val="22"/>
         </w:rPr>
-        <w:t xml:space="preserve"> Aparece siempre y hay que encauzarlo sin apagar el entusiasmo. Pregunte de dónde sacaron el factor de conversión y si pueden explicar qué supone. Casi nunca pueden, y ahí está la lección de la sesión 9 aplicada: </w:t>
+        <w:t xml:space="preserve"> Aparece siempre y hay que orientarlo sin apagar el entusiasmo. Pregunte de dónde sacaron el factor de conversión y si pueden explicar qué supone. Casi nunca pueden, y ahí está la lección de la sesión 9 aplicada: </w:t>
       </w:r>
       <w:r>
         <w:rPr>
